--- a/Immediate termination.docx
+++ b/Immediate termination.docx
@@ -3429,8 +3429,8 @@
 </file>
 
 <file path=customXml/item1.xml><?xml version="1.0" encoding="utf-8"?>
-<ct:contentTypeSchema xmlns:ct="http://schemas.microsoft.com/office/2006/metadata/contentType" xmlns:ma="http://schemas.microsoft.com/office/2006/metadata/properties/metaAttributes" ct:_="" ma:_="" ma:contentTypeName="Document" ma:contentTypeID="0x010100242DFFCF6AE4E640AF3FB52BFDDBD969" ma:contentTypeVersion="11" ma:contentTypeDescription="Create a new document." ma:contentTypeScope="" ma:versionID="41a7506b10de41b759a30512e3cc06b7">
-  <xsd:schema xmlns:xsd="http://www.w3.org/2001/XMLSchema" xmlns:xs="http://www.w3.org/2001/XMLSchema" xmlns:p="http://schemas.microsoft.com/office/2006/metadata/properties" xmlns:ns2="5dcb083e-b3fa-493a-b8b9-b159a5a2f1a5" xmlns:ns3="dcfdd7bb-dcfb-4a5a-b3e2-bf8ae539425f" targetNamespace="http://schemas.microsoft.com/office/2006/metadata/properties" ma:root="true" ma:fieldsID="6928cf4eeac1c874d897ac6bc1348b62" ns2:_="" ns3:_="">
+<ct:contentTypeSchema xmlns:ct="http://schemas.microsoft.com/office/2006/metadata/contentType" xmlns:ma="http://schemas.microsoft.com/office/2006/metadata/properties/metaAttributes" ct:_="" ma:_="" ma:contentTypeName="Document" ma:contentTypeID="0x010100242DFFCF6AE4E640AF3FB52BFDDBD969" ma:contentTypeVersion="12" ma:contentTypeDescription="Create a new document." ma:contentTypeScope="" ma:versionID="a2de0cd45cfbbf6b724b7465c4301eef">
+  <xsd:schema xmlns:xsd="http://www.w3.org/2001/XMLSchema" xmlns:xs="http://www.w3.org/2001/XMLSchema" xmlns:p="http://schemas.microsoft.com/office/2006/metadata/properties" xmlns:ns2="5dcb083e-b3fa-493a-b8b9-b159a5a2f1a5" xmlns:ns3="dcfdd7bb-dcfb-4a5a-b3e2-bf8ae539425f" targetNamespace="http://schemas.microsoft.com/office/2006/metadata/properties" ma:root="true" ma:fieldsID="14b4b6b66d66a6690ae4f3f8ea86bf73" ns2:_="" ns3:_="">
     <xsd:import namespace="5dcb083e-b3fa-493a-b8b9-b159a5a2f1a5"/>
     <xsd:import namespace="dcfdd7bb-dcfb-4a5a-b3e2-bf8ae539425f"/>
     <xsd:element name="properties">
@@ -3449,6 +3449,7 @@
                 <xsd:element ref="ns2:MediaServiceOCR" minOccurs="0"/>
                 <xsd:element ref="ns2:MediaServiceGenerationTime" minOccurs="0"/>
                 <xsd:element ref="ns2:MediaServiceEventHashCode" minOccurs="0"/>
+                <xsd:element ref="ns2:MediaLengthInSeconds" minOccurs="0"/>
               </xsd:all>
             </xsd:complexType>
           </xsd:element>
@@ -3506,6 +3507,11 @@
     <xsd:element name="MediaServiceEventHashCode" ma:index="18" nillable="true" ma:displayName="MediaServiceEventHashCode" ma:hidden="true" ma:internalName="MediaServiceEventHashCode" ma:readOnly="true">
       <xsd:simpleType>
         <xsd:restriction base="dms:Text"/>
+      </xsd:simpleType>
+    </xsd:element>
+    <xsd:element name="MediaLengthInSeconds" ma:index="19" nillable="true" ma:displayName="MediaLengthInSeconds" ma:hidden="true" ma:internalName="MediaLengthInSeconds" ma:readOnly="true">
+      <xsd:simpleType>
+        <xsd:restriction base="dms:Unknown"/>
       </xsd:simpleType>
     </xsd:element>
   </xsd:schema>
@@ -3644,7 +3650,7 @@
 </file>
 
 <file path=customXml/itemProps1.xml><?xml version="1.0" encoding="utf-8"?>
-<ds:datastoreItem xmlns:ds="http://schemas.openxmlformats.org/officeDocument/2006/customXml" ds:itemID="{4927B6A1-604F-46FA-92BC-5003AB7B6A68}"/>
+<ds:datastoreItem xmlns:ds="http://schemas.openxmlformats.org/officeDocument/2006/customXml" ds:itemID="{02D9D0E2-19FD-4335-AF2D-78ABB20FE127}"/>
 </file>
 
 <file path=customXml/itemProps2.xml><?xml version="1.0" encoding="utf-8"?>
